--- a/data/revised_2026-10_full/outputs/v2/Biology/SS1.1_Cell_Structure/Biology_Cell_Structure_SummaryTable.docx
+++ b/data/revised_2026-10_full/outputs/v2/Biology/SS1.1_Cell_Structure/Biology_Cell_Structure_SummaryTable.docx
@@ -2464,7 +2464,7 @@
         </w:rPr>
         <w:t xml:space="preserve">© 2026 SeaVuria and ARES. This work is licensed under a </w:t>
       </w:r>
-      <w:hyperlink w:history="1" r:id="rId-zmqd360yitgdt-ujuyrg">
+      <w:hyperlink w:history="1" r:id="rIdo9tbaqwhy6ucupeitndud">
         <w:r>
           <w:rPr>
             <w:rFonts w:ascii="Arial" w:cs="Arial" w:eastAsia="Arial" w:hAnsi="Arial"/>
@@ -2484,7 +2484,7 @@
         </w:rPr>
         <w:t xml:space="preserve"> (</w:t>
       </w:r>
-      <w:hyperlink w:history="1" r:id="rId2abrmijg8eruxrwmyxzjn">
+      <w:hyperlink w:history="1" r:id="rId_k6z7inqcuvuweoi2ndw0">
         <w:r>
           <w:rPr>
             <w:rFonts w:ascii="Arial" w:cs="Arial" w:eastAsia="Arial" w:hAnsi="Arial"/>
@@ -2504,7 +2504,7 @@
         </w:rPr>
         <w:t xml:space="preserve">). To view a copy of this license, visit </w:t>
       </w:r>
-      <w:hyperlink w:history="1" r:id="rIdl4ca8kqx7pdk-p9ch44qz">
+      <w:hyperlink w:history="1" r:id="rIdde7ugafs6yaxt8n0rydat">
         <w:r>
           <w:rPr>
             <w:rFonts w:ascii="Arial" w:cs="Arial" w:eastAsia="Arial" w:hAnsi="Arial"/>
